--- a/release/report/report.docx
+++ b/release/report/report.docx
@@ -7,37 +7,49 @@
         <w:pStyle w:val="Title"/>
       </w:pPr>
       <w:r>
-        <w:t xml:space="preserve">Резервное</w:t>
+        <w:t xml:space="preserve">Ошибки</w:t>
       </w:r>
       <w:r>
         <w:t xml:space="preserve"> </w:t>
       </w:r>
       <w:r>
-        <w:t xml:space="preserve">копирование</w:t>
+        <w:t xml:space="preserve">путаницы</w:t>
       </w:r>
       <w:r>
         <w:t xml:space="preserve"> </w:t>
       </w:r>
       <w:r>
-        <w:t xml:space="preserve">данных</w:t>
+        <w:t xml:space="preserve">привилегий:</w:t>
       </w:r>
       <w:r>
         <w:t xml:space="preserve"> </w:t>
       </w:r>
       <w:r>
-        <w:t xml:space="preserve">с</w:t>
+        <w:t xml:space="preserve">подделка</w:t>
       </w:r>
       <w:r>
         <w:t xml:space="preserve"> </w:t>
       </w:r>
       <w:r>
-        <w:t xml:space="preserve">использованием</w:t>
+        <w:t xml:space="preserve">межсайтовых</w:t>
       </w:r>
       <w:r>
         <w:t xml:space="preserve"> </w:t>
       </w:r>
       <w:r>
-        <w:t xml:space="preserve">rsync</w:t>
+        <w:t xml:space="preserve">запросов</w:t>
+      </w:r>
+      <w:r>
+        <w:t xml:space="preserve"> </w:t>
+      </w:r>
+      <w:r>
+        <w:t xml:space="preserve">в</w:t>
+      </w:r>
+      <w:r>
+        <w:t xml:space="preserve"> </w:t>
+      </w:r>
+      <w:r>
+        <w:t xml:space="preserve">веб-приложениях</w:t>
       </w:r>
     </w:p>
     <w:p>
@@ -94,7 +106,7 @@
         </w:p>
       </w:sdtContent>
     </w:sdt>
-    <w:bookmarkStart w:id="20" w:name="X4db60c282a77acf4ec6de48f76b59fca3ccc7fb"/>
+    <w:bookmarkStart w:id="20" w:name="введение"/>
     <w:p>
       <w:pPr>
         <w:pStyle w:val="Heading1"/>
@@ -109,7 +121,7 @@
         <w:tab/>
       </w:r>
       <w:r>
-        <w:t xml:space="preserve">Введение: Зачем нужен rsync для резервного копирования?</w:t>
+        <w:t xml:space="preserve">Введение</w:t>
       </w:r>
     </w:p>
     <w:p>
@@ -117,11 +129,11 @@
         <w:pStyle w:val="FirstParagraph"/>
       </w:pPr>
       <w:r>
-        <w:t xml:space="preserve">В современном мире защита данных критически важна. Потеря данных может иметь серьёзные последствия. rsync – мощный и популярный инструмент для резервного копирования и синхронизации в Unix-подобных системах. Он выделяется скоростью и эффективностью, копируя только изменения. Это делает его идеальным для регулярного резервного копирования, а также поддерживает удаленную синхронизацию.</w:t>
+        <w:t xml:space="preserve">Подделка межсайтовых запросов (Cross-Site Request Forgery, CSRF) — тип атаки на веб-приложения, относящийся к классу ошибок «путаница доверенного лица». Злоумышленник заставляет браузер аутентифицированного пользователя выполнить нежелательное действие на доверенном сайте без ведома жертвы. Проблема актуальна из-за автоматической отправки cookies аутентификации браузером при каждом запросе к сайту.</w:t>
       </w:r>
     </w:p>
     <w:bookmarkEnd w:id="20"/>
-    <w:bookmarkStart w:id="21" w:name="X8f59057516b03b7789a1e24fd46fb1dea02bb36"/>
+    <w:bookmarkStart w:id="21" w:name="механизм-csrf-атак"/>
     <w:p>
       <w:pPr>
         <w:pStyle w:val="Heading1"/>
@@ -136,7 +148,7 @@
         <w:tab/>
       </w:r>
       <w:r>
-        <w:t xml:space="preserve">Команда rsync: быстрый и умный инструмент для копирования данных</w:t>
+        <w:t xml:space="preserve">Механизм CSRF-атак</w:t>
       </w:r>
     </w:p>
     <w:p>
@@ -144,441 +156,7 @@
         <w:pStyle w:val="FirstParagraph"/>
       </w:pPr>
       <w:r>
-        <w:t xml:space="preserve">Rsync — это один из самых популярных инструментов для копирования и синхронизации данных. Его главная сила в скорости и эффективности. Вместо того чтобы копировать всё подряд, rsync копирует только изменённые файлы. Это делает его идеальным для регулярного резервного копирования больших объёмов данных.</w:t>
-      </w:r>
-    </w:p>
-    <w:bookmarkEnd w:id="21"/>
-    <w:bookmarkStart w:id="22" w:name="X2d28a0cad466b7b7d810a97d20a24d21aa25f13"/>
-    <w:p>
-      <w:pPr>
-        <w:pStyle w:val="Heading1"/>
-      </w:pPr>
-      <w:r>
-        <w:rPr>
-          <w:rStyle w:val="SectionNumber"/>
-        </w:rPr>
-        <w:t xml:space="preserve">3</w:t>
-      </w:r>
-      <w:r>
-        <w:tab/>
-      </w:r>
-      <w:r>
-        <w:t xml:space="preserve">Основы работы rsync: Скорость и эффективность</w:t>
-      </w:r>
-    </w:p>
-    <w:p>
-      <w:pPr>
-        <w:pStyle w:val="FirstParagraph"/>
-      </w:pPr>
-      <w:r>
-        <w:t xml:space="preserve">Основной принцип работы rsync, который обеспечивает его высокую эффективность, – это инкрементальный подход к процессу копирования данных. Вместо того, чтобы перезаписывать весь файл каждый раз при изменении данных, rsync анализирует как исходный, так и целевой файлы, и передает только те фрагменты, которые претерпели изменения. Это достигается за счет использования продвинутого алгоритма, который сравнивает файлы по частям, например, блокам или контрольным суммам, выявляя, какие именно данные необходимо скопировать. Данный механизм значительно сокращает время, затрачиваемое на копирование, и уменьшает объем передаваемого трафика, делая rsync идеальным инструментом для периодического резервного копирования больших объемов данных, включая личные документы, базы данных, файлы веб-сайтов или объемные архивы.</w:t>
-      </w:r>
-    </w:p>
-    <w:bookmarkEnd w:id="22"/>
-    <w:bookmarkStart w:id="23" w:name="синтаксис-rsync"/>
-    <w:p>
-      <w:pPr>
-        <w:pStyle w:val="Heading1"/>
-      </w:pPr>
-      <w:r>
-        <w:rPr>
-          <w:rStyle w:val="SectionNumber"/>
-        </w:rPr>
-        <w:t xml:space="preserve">4</w:t>
-      </w:r>
-      <w:r>
-        <w:tab/>
-      </w:r>
-      <w:r>
-        <w:t xml:space="preserve">Синтаксис rsync</w:t>
-      </w:r>
-    </w:p>
-    <w:p>
-      <w:pPr>
-        <w:pStyle w:val="FirstParagraph"/>
-      </w:pPr>
-      <w:r>
-        <w:t xml:space="preserve">Вот базовый формат команды:</w:t>
-      </w:r>
-    </w:p>
-    <w:p>
-      <w:pPr>
-        <w:pStyle w:val="BodyText"/>
-      </w:pPr>
-      <w:r>
-        <w:rPr>
-          <w:rStyle w:val="VerbatimChar"/>
-        </w:rPr>
-        <w:t xml:space="preserve">rsync [опции] источник назначение</w:t>
-      </w:r>
-    </w:p>
-    <w:p>
-      <w:pPr>
-        <w:pStyle w:val="BodyText"/>
-      </w:pPr>
-      <w:r>
-        <w:t xml:space="preserve">Где:</w:t>
-      </w:r>
-    </w:p>
-    <w:p>
-      <w:pPr>
-        <w:pStyle w:val="BodyText"/>
-      </w:pPr>
-      <w:r>
-        <w:t xml:space="preserve">источник — путь к файлу или папке, которые вы хотите скопировать.</w:t>
-      </w:r>
-    </w:p>
-    <w:p>
-      <w:pPr>
-        <w:pStyle w:val="BodyText"/>
-      </w:pPr>
-      <w:r>
-        <w:t xml:space="preserve">назначение — куда нужно эти данные доставить.</w:t>
-      </w:r>
-    </w:p>
-    <w:bookmarkEnd w:id="23"/>
-    <w:bookmarkStart w:id="24" w:name="основные-ключи-и-их-функции"/>
-    <w:p>
-      <w:pPr>
-        <w:pStyle w:val="Heading1"/>
-      </w:pPr>
-      <w:r>
-        <w:rPr>
-          <w:rStyle w:val="SectionNumber"/>
-        </w:rPr>
-        <w:t xml:space="preserve">5</w:t>
-      </w:r>
-      <w:r>
-        <w:tab/>
-      </w:r>
-      <w:r>
-        <w:t xml:space="preserve">Основные ключи и их функции</w:t>
-      </w:r>
-    </w:p>
-    <w:p>
-      <w:pPr>
-        <w:pStyle w:val="FirstParagraph"/>
-      </w:pPr>
-      <w:r>
-        <w:t xml:space="preserve">Вот несколько часто используемых опций:</w:t>
-      </w:r>
-    </w:p>
-    <w:p>
-      <w:pPr>
-        <w:pStyle w:val="BodyText"/>
-      </w:pPr>
-      <w:r>
-        <w:rPr>
-          <w:rStyle w:val="VerbatimChar"/>
-        </w:rPr>
-        <w:t xml:space="preserve">-a</w:t>
-      </w:r>
-      <w:r>
-        <w:t xml:space="preserve"> </w:t>
-      </w:r>
-      <w:r>
-        <w:t xml:space="preserve">(archive): включает в себя копирование всех метаданных (прав доступа, временных меток и т. д.).</w:t>
-      </w:r>
-    </w:p>
-    <w:p>
-      <w:pPr>
-        <w:pStyle w:val="BodyText"/>
-      </w:pPr>
-      <w:r>
-        <w:rPr>
-          <w:rStyle w:val="VerbatimChar"/>
-        </w:rPr>
-        <w:t xml:space="preserve">-v</w:t>
-      </w:r>
-      <w:r>
-        <w:t xml:space="preserve"> </w:t>
-      </w:r>
-      <w:r>
-        <w:t xml:space="preserve">(verbose): включает подробный вывод, чтобы вы могли видеть, что происходит.</w:t>
-      </w:r>
-    </w:p>
-    <w:p>
-      <w:pPr>
-        <w:pStyle w:val="BodyText"/>
-      </w:pPr>
-      <w:r>
-        <w:rPr>
-          <w:rStyle w:val="VerbatimChar"/>
-        </w:rPr>
-        <w:t xml:space="preserve">--progress</w:t>
-      </w:r>
-      <w:r>
-        <w:t xml:space="preserve">: показывает прогресс копирования (очень удобно, если копируете большие файлы).</w:t>
-      </w:r>
-    </w:p>
-    <w:p>
-      <w:pPr>
-        <w:pStyle w:val="BodyText"/>
-      </w:pPr>
-      <w:r>
-        <w:rPr>
-          <w:rStyle w:val="VerbatimChar"/>
-        </w:rPr>
-        <w:t xml:space="preserve">--delete</w:t>
-      </w:r>
-      <w:r>
-        <w:t xml:space="preserve">: удаляет на целевой стороне файлы, которых больше нет на исходной стороне. Полезно для полной синхронизации.</w:t>
-      </w:r>
-    </w:p>
-    <w:p>
-      <w:pPr>
-        <w:pStyle w:val="BodyText"/>
-      </w:pPr>
-      <w:r>
-        <w:rPr>
-          <w:rStyle w:val="VerbatimChar"/>
-        </w:rPr>
-        <w:t xml:space="preserve">-z</w:t>
-      </w:r>
-      <w:r>
-        <w:t xml:space="preserve"> </w:t>
-      </w:r>
-      <w:r>
-        <w:t xml:space="preserve">(compress): сжимает данные перед передачей, ускоряя работу (особенно важно для сетевых операций).</w:t>
-      </w:r>
-    </w:p>
-    <w:bookmarkEnd w:id="24"/>
-    <w:bookmarkStart w:id="25" w:name="пример-копирование-локальных-данных"/>
-    <w:p>
-      <w:pPr>
-        <w:pStyle w:val="Heading1"/>
-      </w:pPr>
-      <w:r>
-        <w:rPr>
-          <w:rStyle w:val="SectionNumber"/>
-        </w:rPr>
-        <w:t xml:space="preserve">6</w:t>
-      </w:r>
-      <w:r>
-        <w:tab/>
-      </w:r>
-      <w:r>
-        <w:t xml:space="preserve">Пример: копирование локальных данных</w:t>
-      </w:r>
-    </w:p>
-    <w:p>
-      <w:pPr>
-        <w:pStyle w:val="FirstParagraph"/>
-      </w:pPr>
-      <w:r>
-        <w:t xml:space="preserve">Создадим каталог /backup для хранения резервных копий:</w:t>
-      </w:r>
-    </w:p>
-    <w:p>
-      <w:pPr>
-        <w:pStyle w:val="BodyText"/>
-      </w:pPr>
-      <w:r>
-        <w:rPr>
-          <w:rStyle w:val="VerbatimChar"/>
-        </w:rPr>
-        <w:t xml:space="preserve">mkdir /backup</w:t>
-      </w:r>
-    </w:p>
-    <w:p>
-      <w:pPr>
-        <w:pStyle w:val="BodyText"/>
-      </w:pPr>
-      <w:r>
-        <w:t xml:space="preserve">Копируем всё содержимое каталога /home в /backup:</w:t>
-      </w:r>
-    </w:p>
-    <w:p>
-      <w:pPr>
-        <w:pStyle w:val="BodyText"/>
-      </w:pPr>
-      <w:r>
-        <w:rPr>
-          <w:rStyle w:val="VerbatimChar"/>
-        </w:rPr>
-        <w:t xml:space="preserve">rsync -av /home /backup</w:t>
-      </w:r>
-    </w:p>
-    <w:p>
-      <w:pPr>
-        <w:pStyle w:val="BodyText"/>
-      </w:pPr>
-      <w:r>
-        <w:t xml:space="preserve">Разберём этот пример:</w:t>
-      </w:r>
-    </w:p>
-    <w:p>
-      <w:pPr>
-        <w:pStyle w:val="BodyText"/>
-      </w:pPr>
-      <w:r>
-        <w:rPr>
-          <w:rStyle w:val="VerbatimChar"/>
-        </w:rPr>
-        <w:t xml:space="preserve">-a</w:t>
-      </w:r>
-      <w:r>
-        <w:t xml:space="preserve"> </w:t>
-      </w:r>
-      <w:r>
-        <w:t xml:space="preserve">сохраняет структуру и права доступа файлов.</w:t>
-      </w:r>
-    </w:p>
-    <w:p>
-      <w:pPr>
-        <w:pStyle w:val="BodyText"/>
-      </w:pPr>
-      <w:r>
-        <w:rPr>
-          <w:rStyle w:val="VerbatimChar"/>
-        </w:rPr>
-        <w:t xml:space="preserve">-v</w:t>
-      </w:r>
-      <w:r>
-        <w:t xml:space="preserve"> </w:t>
-      </w:r>
-      <w:r>
-        <w:t xml:space="preserve">даёт информацию о ходе процесса.</w:t>
-      </w:r>
-    </w:p>
-    <w:p>
-      <w:pPr>
-        <w:pStyle w:val="BodyText"/>
-      </w:pPr>
-      <w:r>
-        <w:t xml:space="preserve">Если вы выполните команду ещё раз, она скопирует только изменённые или новые файлы.</w:t>
-      </w:r>
-    </w:p>
-    <w:bookmarkEnd w:id="25"/>
-    <w:bookmarkStart w:id="26" w:name="пример-удалённое-резервное-копирование"/>
-    <w:p>
-      <w:pPr>
-        <w:pStyle w:val="Heading1"/>
-      </w:pPr>
-      <w:r>
-        <w:rPr>
-          <w:rStyle w:val="SectionNumber"/>
-        </w:rPr>
-        <w:t xml:space="preserve">7</w:t>
-      </w:r>
-      <w:r>
-        <w:tab/>
-      </w:r>
-      <w:r>
-        <w:t xml:space="preserve">Пример: удалённое резервное копирование</w:t>
-      </w:r>
-    </w:p>
-    <w:p>
-      <w:pPr>
-        <w:pStyle w:val="FirstParagraph"/>
-      </w:pPr>
-      <w:r>
-        <w:t xml:space="preserve">Теперь предположим, что вы хотите отправить резервную копию на удалённый сервер. Для этого rsync поддерживает использование SSH.</w:t>
-      </w:r>
-    </w:p>
-    <w:p>
-      <w:pPr>
-        <w:pStyle w:val="BodyText"/>
-      </w:pPr>
-      <w:r>
-        <w:rPr>
-          <w:rStyle w:val="VerbatimChar"/>
-        </w:rPr>
-        <w:t xml:space="preserve">rsync -av /backup user@remote_server:/remote_backup</w:t>
-      </w:r>
-    </w:p>
-    <w:p>
-      <w:pPr>
-        <w:pStyle w:val="BodyText"/>
-      </w:pPr>
-      <w:r>
-        <w:t xml:space="preserve">Где:</w:t>
-      </w:r>
-    </w:p>
-    <w:p>
-      <w:pPr>
-        <w:pStyle w:val="BodyText"/>
-      </w:pPr>
-      <w:r>
-        <w:rPr>
-          <w:rStyle w:val="VerbatimChar"/>
-        </w:rPr>
-        <w:t xml:space="preserve">user</w:t>
-      </w:r>
-      <w:r>
-        <w:t xml:space="preserve"> </w:t>
-      </w:r>
-      <w:r>
-        <w:t xml:space="preserve">— имя пользователя на удалённом сервере.</w:t>
-      </w:r>
-    </w:p>
-    <w:p>
-      <w:pPr>
-        <w:pStyle w:val="BodyText"/>
-      </w:pPr>
-      <w:r>
-        <w:rPr>
-          <w:rStyle w:val="VerbatimChar"/>
-        </w:rPr>
-        <w:t xml:space="preserve">remote_server</w:t>
-      </w:r>
-      <w:r>
-        <w:t xml:space="preserve"> </w:t>
-      </w:r>
-      <w:r>
-        <w:t xml:space="preserve">— адрес вашего удалённого сервера (например, IP-адрес или доменное имя).</w:t>
-      </w:r>
-    </w:p>
-    <w:p>
-      <w:pPr>
-        <w:pStyle w:val="BodyText"/>
-      </w:pPr>
-      <w:r>
-        <w:rPr>
-          <w:rStyle w:val="VerbatimChar"/>
-        </w:rPr>
-        <w:t xml:space="preserve">/remote_backup</w:t>
-      </w:r>
-      <w:r>
-        <w:t xml:space="preserve"> </w:t>
-      </w:r>
-      <w:r>
-        <w:t xml:space="preserve">— путь на сервере, куда вы хотите сохранить данные.</w:t>
-      </w:r>
-    </w:p>
-    <w:p>
-      <w:pPr>
-        <w:pStyle w:val="BodyText"/>
-      </w:pPr>
-      <w:r>
-        <w:t xml:space="preserve">Если у вас есть SSH-ключ для авторизации, передача будет ещё проще (и безопаснее).</w:t>
-      </w:r>
-    </w:p>
-    <w:bookmarkEnd w:id="26"/>
-    <w:bookmarkStart w:id="27" w:name="типичные-ошибки-и-способы-их-решения"/>
-    <w:p>
-      <w:pPr>
-        <w:pStyle w:val="Heading1"/>
-      </w:pPr>
-      <w:r>
-        <w:rPr>
-          <w:rStyle w:val="SectionNumber"/>
-        </w:rPr>
-        <w:t xml:space="preserve">8</w:t>
-      </w:r>
-      <w:r>
-        <w:tab/>
-      </w:r>
-      <w:r>
-        <w:t xml:space="preserve">Типичные ошибки и способы их решения</w:t>
-      </w:r>
-    </w:p>
-    <w:p>
-      <w:pPr>
-        <w:pStyle w:val="FirstParagraph"/>
-      </w:pPr>
-      <w:r>
-        <w:t xml:space="preserve">При использовании утилиты rsync могут возникать различные ошибки. Ниже приведены наиболее распространенные ошибки и способы их устранения:</w:t>
+        <w:t xml:space="preserve">Для успешной CSRF-атаки необходимы три ключевых условия:</w:t>
       </w:r>
     </w:p>
     <w:p>
@@ -590,7 +168,31 @@
         </w:numPr>
       </w:pPr>
       <w:r>
-        <w:t xml:space="preserve">Неправильные пути:</w:t>
+        <w:t xml:space="preserve">Пользователь аутентифицирован на целевом веб-сайте — его сессионные cookies активны и действительны.</w:t>
+      </w:r>
+    </w:p>
+    <w:p>
+      <w:pPr>
+        <w:pStyle w:val="Compact"/>
+        <w:numPr>
+          <w:ilvl w:val="0"/>
+          <w:numId w:val="1001"/>
+        </w:numPr>
+      </w:pPr>
+      <w:r>
+        <w:t xml:space="preserve">Целевой сайт не имеет эффективной защиты от CSRF.</w:t>
+      </w:r>
+    </w:p>
+    <w:p>
+      <w:pPr>
+        <w:pStyle w:val="Compact"/>
+        <w:numPr>
+          <w:ilvl w:val="0"/>
+          <w:numId w:val="1001"/>
+        </w:numPr>
+      </w:pPr>
+      <w:r>
+        <w:t xml:space="preserve">Злоумышленник может предсказать или сформировать запрос, который выполняет «чувствительное» действие (изменение пароля, перевод денег, удаление данных).</w:t>
       </w:r>
     </w:p>
     <w:p>
@@ -598,7 +200,7 @@
         <w:pStyle w:val="FirstParagraph"/>
       </w:pPr>
       <w:r>
-        <w:t xml:space="preserve">Одной из самых распространенных ошибок является указание неверных путей к исходным и целевым каталогам. Для проверки правильности путей используйте команды ls (list) или pwd (print working directory).</w:t>
+        <w:t xml:space="preserve">Типовой сценарий атаки:</w:t>
       </w:r>
     </w:p>
     <w:p>
@@ -610,7 +212,55 @@
         </w:numPr>
       </w:pPr>
       <w:r>
-        <w:t xml:space="preserve">Ошибки прав доступа:</w:t>
+        <w:t xml:space="preserve">Жертва предварительно входит на легитимный сайт (например, интернет-банк) и получает сессионные cookies.</w:t>
+      </w:r>
+    </w:p>
+    <w:p>
+      <w:pPr>
+        <w:pStyle w:val="Compact"/>
+        <w:numPr>
+          <w:ilvl w:val="0"/>
+          <w:numId w:val="1002"/>
+        </w:numPr>
+      </w:pPr>
+      <w:r>
+        <w:t xml:space="preserve">Злоумышленник размещает на своём сайте вредоносную HTML-форму или ссылку, которая автоматически отправляет запрос на целевой сайт.</w:t>
+      </w:r>
+    </w:p>
+    <w:p>
+      <w:pPr>
+        <w:pStyle w:val="Compact"/>
+        <w:numPr>
+          <w:ilvl w:val="0"/>
+          <w:numId w:val="1002"/>
+        </w:numPr>
+      </w:pPr>
+      <w:r>
+        <w:t xml:space="preserve">Жертва переходит на страницу злоумышленника (или нажимает на ссылку в письме).</w:t>
+      </w:r>
+    </w:p>
+    <w:p>
+      <w:pPr>
+        <w:pStyle w:val="Compact"/>
+        <w:numPr>
+          <w:ilvl w:val="0"/>
+          <w:numId w:val="1002"/>
+        </w:numPr>
+      </w:pPr>
+      <w:r>
+        <w:t xml:space="preserve">Браузер жертвы автоматически отправляет поддельный запрос на сервер, прикладывая cookies аутентификации.</w:t>
+      </w:r>
+    </w:p>
+    <w:p>
+      <w:pPr>
+        <w:pStyle w:val="Compact"/>
+        <w:numPr>
+          <w:ilvl w:val="0"/>
+          <w:numId w:val="1002"/>
+        </w:numPr>
+      </w:pPr>
+      <w:r>
+        <w:t xml:space="preserve">Сервер, не видя разницы между запросами, выполняет действие.</w:t>
       </w:r>
     </w:p>
     <w:p>
@@ -618,7 +268,53 @@
         <w:pStyle w:val="FirstParagraph"/>
       </w:pPr>
       <w:r>
-        <w:t xml:space="preserve">Убедитесь, что пользователь, от имени которого выполняется команда rsync, имеет необходимые права на чтение исходных файлов и запись в целевой каталог. Для настройки прав доступа используйте команды chmod (change mode) и chown (change owner).</w:t>
+        <w:t xml:space="preserve">Важная особенность CSRF — «слепота» атаки: злоумышленник не видит ответ сервера. Поэтому CSRF применима к операциям, изменяющим состояние сервера, но не подходит для кражи данных напрямую.</w:t>
+      </w:r>
+    </w:p>
+    <w:bookmarkEnd w:id="21"/>
+    <w:bookmarkStart w:id="22" w:name="Xaf5ee0323fbae30254f22b65c43653c209bd3dc"/>
+    <w:p>
+      <w:pPr>
+        <w:pStyle w:val="Heading1"/>
+      </w:pPr>
+      <w:r>
+        <w:rPr>
+          <w:rStyle w:val="SectionNumber"/>
+        </w:rPr>
+        <w:t xml:space="preserve">3</w:t>
+      </w:r>
+      <w:r>
+        <w:tab/>
+      </w:r>
+      <w:r>
+        <w:t xml:space="preserve">Почему CSRF называют ошибкой путаницы привилегий</w:t>
+      </w:r>
+    </w:p>
+    <w:p>
+      <w:pPr>
+        <w:pStyle w:val="FirstParagraph"/>
+      </w:pPr>
+      <w:r>
+        <w:t xml:space="preserve">Проблема «confused deputy» возникает, когда компонент системы (браузер) имеет привилегии и использует их, выполняя инструкции от другого компонента, но не может проверить его истинные намерения. Браузер отправляет запрос на сервер, даже если он инициирован вредоносным сайтом, потому что браузеру «всё равно», кто создал запрос. Сервер доверяет браузеру и cookies. В результате злоумышленник «одурачивает» браузер, заставляя его действовать от имени жертвы.</w:t>
+      </w:r>
+    </w:p>
+    <w:bookmarkEnd w:id="22"/>
+    <w:bookmarkStart w:id="23" w:name="основные-методы-защиты-от-csrf"/>
+    <w:p>
+      <w:pPr>
+        <w:pStyle w:val="Heading1"/>
+      </w:pPr>
+      <w:r>
+        <w:rPr>
+          <w:rStyle w:val="SectionNumber"/>
+        </w:rPr>
+        <w:t xml:space="preserve">4</w:t>
+      </w:r>
+      <w:r>
+        <w:tab/>
+      </w:r>
+      <w:r>
+        <w:t xml:space="preserve">Основные методы защиты от CSRF</w:t>
       </w:r>
     </w:p>
     <w:p>
@@ -630,7 +326,15 @@
         </w:numPr>
       </w:pPr>
       <w:r>
-        <w:t xml:space="preserve">Проблемы с SSH:</w:t>
+        <w:t xml:space="preserve">CSRF-токены.</w:t>
+      </w:r>
+    </w:p>
+    <w:p>
+      <w:pPr>
+        <w:pStyle w:val="FirstParagraph"/>
+      </w:pPr>
+      <w:r>
+        <w:t xml:space="preserve">Самый надёжный метод — использование синхронных токенов. Сервер генерирует уникальный криптостойкий токен для сессии или для каждой формы. Токен встраивается в HTML-форму. При отправке запроса клиент возвращает токен. Сервер проверяет его корректность; при неверном или отсутствующем токене запрос отклоняется.</w:t>
       </w:r>
     </w:p>
     <w:p>
@@ -642,43 +346,15 @@
         </w:numPr>
       </w:pPr>
       <w:r>
-        <w:t xml:space="preserve">Убедитесь, что SSH-сервер функционирует и доступен на удаленном сервере.</w:t>
-      </w:r>
-    </w:p>
-    <w:p>
-      <w:pPr>
-        <w:pStyle w:val="Compact"/>
-        <w:numPr>
-          <w:ilvl w:val="0"/>
-          <w:numId w:val="1004"/>
-        </w:numPr>
-      </w:pPr>
-      <w:r>
-        <w:t xml:space="preserve">Проверьте настройки SSH, такие как порт (по умолчанию 22).</w:t>
-      </w:r>
-    </w:p>
-    <w:p>
-      <w:pPr>
-        <w:pStyle w:val="Compact"/>
-        <w:numPr>
-          <w:ilvl w:val="0"/>
-          <w:numId w:val="1004"/>
-        </w:numPr>
-      </w:pPr>
-      <w:r>
-        <w:t xml:space="preserve">Если вы используете SSH-ключи для аутентификации, убедитесь, что ключ правильно настроен на удаленном сервере, а также что у вас есть доступ к приватному ключу. Для проверки подключения используйте команду ssh user@host.</w:t>
-      </w:r>
-    </w:p>
-    <w:p>
-      <w:pPr>
-        <w:pStyle w:val="Compact"/>
-        <w:numPr>
-          <w:ilvl w:val="0"/>
-          <w:numId w:val="1004"/>
-        </w:numPr>
-      </w:pPr>
-      <w:r>
-        <w:t xml:space="preserve">Если при подключении требуется ввод пароля, значит, SSH-ключ не настроен или не распознается.</w:t>
+        <w:t xml:space="preserve">Double Submit Cookie.</w:t>
+      </w:r>
+    </w:p>
+    <w:p>
+      <w:pPr>
+        <w:pStyle w:val="FirstParagraph"/>
+      </w:pPr>
+      <w:r>
+        <w:t xml:space="preserve">Метод «двойной отправки cookie» не требует хранения состояния на сервере. Сервер устанавливает cookie со случайным значением. Клиент при отправке запроса читает это значение из cookie и передаёт его в теле запроса или заголовке. Сервер сравнивает значения — при совпадении запрос считается легитимным.</w:t>
       </w:r>
     </w:p>
     <w:p>
@@ -690,7 +366,7 @@
         </w:numPr>
       </w:pPr>
       <w:r>
-        <w:t xml:space="preserve">Нехватка места на диске:</w:t>
+        <w:t xml:space="preserve">Атрибут SameSite для cookies.</w:t>
       </w:r>
     </w:p>
     <w:p>
@@ -698,13 +374,19 @@
         <w:pStyle w:val="FirstParagraph"/>
       </w:pPr>
       <w:r>
-        <w:t xml:space="preserve">Проверьте, достаточно ли свободного места на целевом диске, где будут храниться резервные копии.</w:t>
+        <w:t xml:space="preserve">Современные браузеры поддерживают атрибут</w:t>
       </w:r>
       <w:r>
         <w:t xml:space="preserve"> </w:t>
       </w:r>
       <w:r>
-        <w:t xml:space="preserve">Прерывание копирования: В случае, если процесс копирования был прерван (например, из-за разрыва сетевого соединения), rsync продолжит работу с того места, где она была прервана, при следующем запуске. Однако, в случае возникновения проблем с передачей данных, следует проверить целостность резервной копии.</w:t>
+        <w:rPr>
+          <w:rStyle w:val="VerbatimChar"/>
+        </w:rPr>
+        <w:t xml:space="preserve">SameSite</w:t>
+      </w:r>
+      <w:r>
+        <w:t xml:space="preserve">, контролирующий отправку cookies при кросс-сайтовых запросах:</w:t>
       </w:r>
     </w:p>
     <w:p>
@@ -716,7 +398,70 @@
         </w:numPr>
       </w:pPr>
       <w:r>
-        <w:t xml:space="preserve">Использование –delete:</w:t>
+        <w:rPr>
+          <w:rStyle w:val="VerbatimChar"/>
+        </w:rPr>
+        <w:t xml:space="preserve">SameSite=Strict</w:t>
+      </w:r>
+      <w:r>
+        <w:t xml:space="preserve"> </w:t>
+      </w:r>
+      <w:r>
+        <w:t xml:space="preserve">— cookies не отправляются при любых кросс-сайтовых запросах.</w:t>
+      </w:r>
+    </w:p>
+    <w:p>
+      <w:pPr>
+        <w:pStyle w:val="Compact"/>
+        <w:numPr>
+          <w:ilvl w:val="0"/>
+          <w:numId w:val="1006"/>
+        </w:numPr>
+      </w:pPr>
+      <w:r>
+        <w:rPr>
+          <w:rStyle w:val="VerbatimChar"/>
+        </w:rPr>
+        <w:t xml:space="preserve">SameSite=Lax</w:t>
+      </w:r>
+      <w:r>
+        <w:t xml:space="preserve"> </w:t>
+      </w:r>
+      <w:r>
+        <w:t xml:space="preserve">— cookies отправляются только при навигации верхнего уровня (переход по ссылке), но не при отправке форм.</w:t>
+      </w:r>
+    </w:p>
+    <w:p>
+      <w:pPr>
+        <w:pStyle w:val="Compact"/>
+        <w:numPr>
+          <w:ilvl w:val="0"/>
+          <w:numId w:val="1006"/>
+        </w:numPr>
+      </w:pPr>
+      <w:r>
+        <w:rPr>
+          <w:rStyle w:val="VerbatimChar"/>
+        </w:rPr>
+        <w:t xml:space="preserve">SameSite=None</w:t>
+      </w:r>
+      <w:r>
+        <w:t xml:space="preserve"> </w:t>
+      </w:r>
+      <w:r>
+        <w:t xml:space="preserve">— cookies отправляются всегда (требует</w:t>
+      </w:r>
+      <w:r>
+        <w:t xml:space="preserve"> </w:t>
+      </w:r>
+      <w:r>
+        <w:rPr>
+          <w:rStyle w:val="VerbatimChar"/>
+        </w:rPr>
+        <w:t xml:space="preserve">Secure</w:t>
+      </w:r>
+      <w:r>
+        <w:t xml:space="preserve">).</w:t>
       </w:r>
     </w:p>
     <w:p>
@@ -724,7 +469,22 @@
         <w:pStyle w:val="FirstParagraph"/>
       </w:pPr>
       <w:r>
-        <w:t xml:space="preserve">Будьте осторожны при использовании опции –delete, так как она удаляет файлы в целевой директории, которых нет в исходной. Перед использованием этой опции убедитесь, что вы понимаете ее последствия. Для проверки корректности работы команды рекомендуется сначала использовать опцию –dry-run.</w:t>
+        <w:t xml:space="preserve">Установка</w:t>
+      </w:r>
+      <w:r>
+        <w:t xml:space="preserve"> </w:t>
+      </w:r>
+      <w:r>
+        <w:rPr>
+          <w:rStyle w:val="VerbatimChar"/>
+        </w:rPr>
+        <w:t xml:space="preserve">SameSite=Lax</w:t>
+      </w:r>
+      <w:r>
+        <w:t xml:space="preserve"> </w:t>
+      </w:r>
+      <w:r>
+        <w:t xml:space="preserve">для сессионных cookies защищает от большинства CSRF-атак без дополнительных усилий.</w:t>
       </w:r>
     </w:p>
     <w:p>
@@ -736,7 +496,7 @@
         </w:numPr>
       </w:pPr>
       <w:r>
-        <w:t xml:space="preserve">Исключения:</w:t>
+        <w:t xml:space="preserve">Валидация заголовков Referer и Origin.</w:t>
       </w:r>
     </w:p>
     <w:p>
@@ -744,11 +504,38 @@
         <w:pStyle w:val="FirstParagraph"/>
       </w:pPr>
       <w:r>
-        <w:t xml:space="preserve">Убедитесь, что ваши правила исключения работают правильно и соответствуют вашим требованиям. Проверьте корректность шаблонов, указанных в файле исключений.</w:t>
-      </w:r>
-    </w:p>
-    <w:bookmarkEnd w:id="27"/>
-    <w:bookmarkStart w:id="28" w:name="вывод"/>
+        <w:t xml:space="preserve">Дополнительная мера — проверка заголовков</w:t>
+      </w:r>
+      <w:r>
+        <w:t xml:space="preserve"> </w:t>
+      </w:r>
+      <w:r>
+        <w:rPr>
+          <w:rStyle w:val="VerbatimChar"/>
+        </w:rPr>
+        <w:t xml:space="preserve">Referer</w:t>
+      </w:r>
+      <w:r>
+        <w:t xml:space="preserve"> </w:t>
+      </w:r>
+      <w:r>
+        <w:t xml:space="preserve">или</w:t>
+      </w:r>
+      <w:r>
+        <w:t xml:space="preserve"> </w:t>
+      </w:r>
+      <w:r>
+        <w:rPr>
+          <w:rStyle w:val="VerbatimChar"/>
+        </w:rPr>
+        <w:t xml:space="preserve">Origin</w:t>
+      </w:r>
+      <w:r>
+        <w:t xml:space="preserve">. Сервер проверяет, что источник запроса соответствует ожидаемому домену. Метод не является основным, так как заголовки могут отсутствовать или подделываться в устаревших браузерах.</w:t>
+      </w:r>
+    </w:p>
+    <w:bookmarkEnd w:id="23"/>
+    <w:bookmarkStart w:id="24" w:name="пример-реальной-уязвимости"/>
     <w:p>
       <w:pPr>
         <w:pStyle w:val="Heading1"/>
@@ -757,13 +544,13 @@
         <w:rPr>
           <w:rStyle w:val="SectionNumber"/>
         </w:rPr>
-        <w:t xml:space="preserve">9</w:t>
+        <w:t xml:space="preserve">5</w:t>
       </w:r>
       <w:r>
         <w:tab/>
       </w:r>
       <w:r>
-        <w:t xml:space="preserve">Вывод</w:t>
+        <w:t xml:space="preserve">Пример реальной уязвимости</w:t>
       </w:r>
     </w:p>
     <w:p>
@@ -771,11 +558,11 @@
         <w:pStyle w:val="FirstParagraph"/>
       </w:pPr>
       <w:r>
-        <w:t xml:space="preserve">Rsync – мощный и гибкий инструмент для резервного копирования. Использование rsync с автоматизацией обеспечивает надежную защиту данных. Важно помнить о регулярности, проверке работоспособности и хранении копий в нескольких местах. Не забывайте о безопасности, используя шифрование.</w:t>
-      </w:r>
-    </w:p>
-    <w:bookmarkEnd w:id="28"/>
-    <w:bookmarkStart w:id="29" w:name="список-литературы"/>
+        <w:t xml:space="preserve">Уязвимости CSRF до сих пор обнаруживаются. В системе MISP Modules версии 3.0.7 выявлена уязвимость CVE-2026-44364: отсутствие CSRF-защиты позволяло злоумышленнику заставить аутентифицированного пользователя изменить данные сессии.</w:t>
+      </w:r>
+    </w:p>
+    <w:bookmarkEnd w:id="24"/>
+    <w:bookmarkStart w:id="25" w:name="заключение"/>
     <w:p>
       <w:pPr>
         <w:pStyle w:val="Heading1"/>
@@ -784,12 +571,54 @@
         <w:rPr>
           <w:rStyle w:val="SectionNumber"/>
         </w:rPr>
-        <w:t xml:space="preserve">10</w:t>
+        <w:t xml:space="preserve">6</w:t>
       </w:r>
       <w:r>
         <w:tab/>
       </w:r>
       <w:r>
+        <w:t xml:space="preserve">Заключение</w:t>
+      </w:r>
+    </w:p>
+    <w:p>
+      <w:pPr>
+        <w:pStyle w:val="FirstParagraph"/>
+      </w:pPr>
+      <w:r>
+        <w:t xml:space="preserve">CSRF-атаки — классический пример ошибки путаницы привилегий. Несмотря на наличие современных средств защиты (SameSite, CSRF-токены), ответственность за безопасность лежит на разработчике. Рекомендуется комбинировать методы: использовать CSRF-токены для критических операций и правильно настраивать</w:t>
+      </w:r>
+      <w:r>
+        <w:t xml:space="preserve"> </w:t>
+      </w:r>
+      <w:r>
+        <w:rPr>
+          <w:rStyle w:val="VerbatimChar"/>
+        </w:rPr>
+        <w:t xml:space="preserve">SameSite</w:t>
+      </w:r>
+      <w:r>
+        <w:t xml:space="preserve"> </w:t>
+      </w:r>
+      <w:r>
+        <w:t xml:space="preserve">для cookies. Регулярный аудит и следование стандартам OWASP минимизируют риск эксплуатации CSRF.</w:t>
+      </w:r>
+    </w:p>
+    <w:bookmarkEnd w:id="25"/>
+    <w:bookmarkStart w:id="26" w:name="список-литературы"/>
+    <w:p>
+      <w:pPr>
+        <w:pStyle w:val="Heading1"/>
+      </w:pPr>
+      <w:r>
+        <w:rPr>
+          <w:rStyle w:val="SectionNumber"/>
+        </w:rPr>
+        <w:t xml:space="preserve">7</w:t>
+      </w:r>
+      <w:r>
+        <w:tab/>
+      </w:r>
+      <w:r>
         <w:t xml:space="preserve">Список литературы</w:t>
       </w:r>
     </w:p>
@@ -798,7 +627,7 @@
         <w:pStyle w:val="FirstParagraph"/>
       </w:pPr>
       <w:r>
-        <w:t xml:space="preserve">Как использовать rsync для резервного копирования данных</w:t>
+        <w:t xml:space="preserve">CSRF-уязвимость: что это, примеры и надежная защита</w:t>
       </w:r>
     </w:p>
     <w:p>
@@ -806,7 +635,7 @@
         <w:pStyle w:val="BodyText"/>
       </w:pPr>
       <w:r>
-        <w:t xml:space="preserve">https://wiki.merionet.ru/articles/kak-ispolzovat-rsync-dlya-rezervnogo-kopirovaniya-dannyx</w:t>
+        <w:t xml:space="preserve">https://codeby.net/threads/mezhsaitovaya-poddelka-zaprosa-csrf-nakhodim-i-obezvrezhivayem-gaid-dlya-nachinayushchikh.85892/</w:t>
       </w:r>
     </w:p>
     <w:p>
@@ -814,7 +643,7 @@
         <w:pStyle w:val="BodyText"/>
       </w:pPr>
       <w:r>
-        <w:t xml:space="preserve">Linux: командная строка и основы работы</w:t>
+        <w:t xml:space="preserve">Веб-безопасность 201 / Хабр</w:t>
       </w:r>
     </w:p>
     <w:p>
@@ -822,10 +651,38 @@
         <w:pStyle w:val="BodyText"/>
       </w:pPr>
       <w:r>
-        <w:t xml:space="preserve">https://javarush.com/quests/lectures/ru.javarush.system.linux.lecture.level06.lecture06</w:t>
-      </w:r>
-    </w:p>
-    <w:bookmarkEnd w:id="29"/>
+        <w:t xml:space="preserve">https://habr.com/ru/companies/oleg-bunin/articles/570034/</w:t>
+      </w:r>
+    </w:p>
+    <w:p>
+      <w:pPr>
+        <w:pStyle w:val="BodyText"/>
+      </w:pPr>
+      <w:r>
+        <w:t xml:space="preserve">CSRF-атака: что это такое, как работает и как защититься - журнал</w:t>
+      </w:r>
+      <w:r>
+        <w:t xml:space="preserve"> </w:t>
+      </w:r>
+      <w:r>
+        <w:t xml:space="preserve">“</w:t>
+      </w:r>
+      <w:r>
+        <w:t xml:space="preserve">Код</w:t>
+      </w:r>
+      <w:r>
+        <w:t xml:space="preserve">”</w:t>
+      </w:r>
+    </w:p>
+    <w:p>
+      <w:pPr>
+        <w:pStyle w:val="BodyText"/>
+      </w:pPr>
+      <w:r>
+        <w:t xml:space="preserve">https://thecode.media/csrf-ataka-chto-eto/</w:t>
+      </w:r>
+    </w:p>
+    <w:bookmarkEnd w:id="26"/>
     <w:sectPr/>
   </w:body>
 </w:document>
@@ -1017,6 +874,82 @@
       </w:pPr>
     </w:lvl>
   </w:abstractNum>
+  <w:abstractNum w:abstractNumId="991">
+    <w:nsid w:val="0000A991"/>
+    <w:multiLevelType w:val="multilevel"/>
+    <w:lvl w:ilvl="0">
+      <w:numFmt w:val="bullet"/>
+      <w:lvlText w:val="•"/>
+      <w:lvlJc w:val="left"/>
+      <w:pPr>
+        <w:ind w:left="720" w:hanging="480"/>
+      </w:pPr>
+    </w:lvl>
+    <w:lvl w:ilvl="1">
+      <w:numFmt w:val="bullet"/>
+      <w:lvlText w:val="–"/>
+      <w:lvlJc w:val="left"/>
+      <w:pPr>
+        <w:ind w:left="1440" w:hanging="480"/>
+      </w:pPr>
+    </w:lvl>
+    <w:lvl w:ilvl="2">
+      <w:numFmt w:val="bullet"/>
+      <w:lvlText w:val="•"/>
+      <w:lvlJc w:val="left"/>
+      <w:pPr>
+        <w:ind w:left="2160" w:hanging="480"/>
+      </w:pPr>
+    </w:lvl>
+    <w:lvl w:ilvl="3">
+      <w:numFmt w:val="bullet"/>
+      <w:lvlText w:val="–"/>
+      <w:lvlJc w:val="left"/>
+      <w:pPr>
+        <w:ind w:left="2880" w:hanging="480"/>
+      </w:pPr>
+    </w:lvl>
+    <w:lvl w:ilvl="4">
+      <w:numFmt w:val="bullet"/>
+      <w:lvlText w:val="•"/>
+      <w:lvlJc w:val="left"/>
+      <w:pPr>
+        <w:ind w:left="3600" w:hanging="480"/>
+      </w:pPr>
+    </w:lvl>
+    <w:lvl w:ilvl="5">
+      <w:numFmt w:val="bullet"/>
+      <w:lvlText w:val="–"/>
+      <w:lvlJc w:val="left"/>
+      <w:pPr>
+        <w:ind w:left="4320" w:hanging="480"/>
+      </w:pPr>
+    </w:lvl>
+    <w:lvl w:ilvl="6">
+      <w:numFmt w:val="bullet"/>
+      <w:lvlText w:val="•"/>
+      <w:lvlJc w:val="left"/>
+      <w:pPr>
+        <w:ind w:left="5040" w:hanging="480"/>
+      </w:pPr>
+    </w:lvl>
+    <w:lvl w:ilvl="7">
+      <w:numFmt w:val="bullet"/>
+      <w:lvlText w:val="–"/>
+      <w:lvlJc w:val="left"/>
+      <w:pPr>
+        <w:ind w:left="5760" w:hanging="480"/>
+      </w:pPr>
+    </w:lvl>
+    <w:lvl w:ilvl="8">
+      <w:numFmt w:val="bullet"/>
+      <w:lvlText w:val="•"/>
+      <w:lvlJc w:val="left"/>
+      <w:pPr>
+        <w:ind w:left="6480" w:hanging="480"/>
+      </w:pPr>
+    </w:lvl>
+  </w:abstractNum>
   <w:abstractNum w:abstractNumId="99412">
     <w:nsid w:val="00A99412"/>
     <w:multiLevelType w:val="multilevel"/>
@@ -1187,82 +1120,6 @@
       </w:pPr>
     </w:lvl>
   </w:abstractNum>
-  <w:abstractNum w:abstractNumId="991">
-    <w:nsid w:val="0000A991"/>
-    <w:multiLevelType w:val="multilevel"/>
-    <w:lvl w:ilvl="0">
-      <w:numFmt w:val="bullet"/>
-      <w:lvlText w:val="•"/>
-      <w:lvlJc w:val="left"/>
-      <w:pPr>
-        <w:ind w:left="720" w:hanging="480"/>
-      </w:pPr>
-    </w:lvl>
-    <w:lvl w:ilvl="1">
-      <w:numFmt w:val="bullet"/>
-      <w:lvlText w:val="–"/>
-      <w:lvlJc w:val="left"/>
-      <w:pPr>
-        <w:ind w:left="1440" w:hanging="480"/>
-      </w:pPr>
-    </w:lvl>
-    <w:lvl w:ilvl="2">
-      <w:numFmt w:val="bullet"/>
-      <w:lvlText w:val="•"/>
-      <w:lvlJc w:val="left"/>
-      <w:pPr>
-        <w:ind w:left="2160" w:hanging="480"/>
-      </w:pPr>
-    </w:lvl>
-    <w:lvl w:ilvl="3">
-      <w:numFmt w:val="bullet"/>
-      <w:lvlText w:val="–"/>
-      <w:lvlJc w:val="left"/>
-      <w:pPr>
-        <w:ind w:left="2880" w:hanging="480"/>
-      </w:pPr>
-    </w:lvl>
-    <w:lvl w:ilvl="4">
-      <w:numFmt w:val="bullet"/>
-      <w:lvlText w:val="•"/>
-      <w:lvlJc w:val="left"/>
-      <w:pPr>
-        <w:ind w:left="3600" w:hanging="480"/>
-      </w:pPr>
-    </w:lvl>
-    <w:lvl w:ilvl="5">
-      <w:numFmt w:val="bullet"/>
-      <w:lvlText w:val="–"/>
-      <w:lvlJc w:val="left"/>
-      <w:pPr>
-        <w:ind w:left="4320" w:hanging="480"/>
-      </w:pPr>
-    </w:lvl>
-    <w:lvl w:ilvl="6">
-      <w:numFmt w:val="bullet"/>
-      <w:lvlText w:val="•"/>
-      <w:lvlJc w:val="left"/>
-      <w:pPr>
-        <w:ind w:left="5040" w:hanging="480"/>
-      </w:pPr>
-    </w:lvl>
-    <w:lvl w:ilvl="7">
-      <w:numFmt w:val="bullet"/>
-      <w:lvlText w:val="–"/>
-      <w:lvlJc w:val="left"/>
-      <w:pPr>
-        <w:ind w:left="5760" w:hanging="480"/>
-      </w:pPr>
-    </w:lvl>
-    <w:lvl w:ilvl="8">
-      <w:numFmt w:val="bullet"/>
-      <w:lvlText w:val="•"/>
-      <w:lvlJc w:val="left"/>
-      <w:pPr>
-        <w:ind w:left="6480" w:hanging="480"/>
-      </w:pPr>
-    </w:lvl>
-  </w:abstractNum>
   <w:abstractNum w:abstractNumId="99414">
     <w:nsid w:val="00A99414"/>
     <w:multiLevelType w:val="multilevel"/>
@@ -1340,176 +1197,6 @@
     </w:lvl>
     <w:lvl w:ilvl="8">
       <w:start w:val="4"/>
-      <w:numFmt w:val="decimal"/>
-      <w:lvlText w:val="%9."/>
-      <w:lvlJc w:val="left"/>
-      <w:pPr>
-        <w:ind w:left="6480" w:hanging="480"/>
-      </w:pPr>
-    </w:lvl>
-  </w:abstractNum>
-  <w:abstractNum w:abstractNumId="99415">
-    <w:nsid w:val="00A99415"/>
-    <w:multiLevelType w:val="multilevel"/>
-    <w:lvl w:ilvl="0">
-      <w:start w:val="5"/>
-      <w:numFmt w:val="decimal"/>
-      <w:lvlText w:val="%1."/>
-      <w:lvlJc w:val="left"/>
-      <w:pPr>
-        <w:ind w:left="720" w:hanging="480"/>
-      </w:pPr>
-    </w:lvl>
-    <w:lvl w:ilvl="1">
-      <w:start w:val="5"/>
-      <w:numFmt w:val="decimal"/>
-      <w:lvlText w:val="%2."/>
-      <w:lvlJc w:val="left"/>
-      <w:pPr>
-        <w:ind w:left="1440" w:hanging="480"/>
-      </w:pPr>
-    </w:lvl>
-    <w:lvl w:ilvl="2">
-      <w:start w:val="5"/>
-      <w:numFmt w:val="decimal"/>
-      <w:lvlText w:val="%3."/>
-      <w:lvlJc w:val="left"/>
-      <w:pPr>
-        <w:ind w:left="2160" w:hanging="480"/>
-      </w:pPr>
-    </w:lvl>
-    <w:lvl w:ilvl="3">
-      <w:start w:val="5"/>
-      <w:numFmt w:val="decimal"/>
-      <w:lvlText w:val="%4."/>
-      <w:lvlJc w:val="left"/>
-      <w:pPr>
-        <w:ind w:left="2880" w:hanging="480"/>
-      </w:pPr>
-    </w:lvl>
-    <w:lvl w:ilvl="4">
-      <w:start w:val="5"/>
-      <w:numFmt w:val="decimal"/>
-      <w:lvlText w:val="%5."/>
-      <w:lvlJc w:val="left"/>
-      <w:pPr>
-        <w:ind w:left="3600" w:hanging="480"/>
-      </w:pPr>
-    </w:lvl>
-    <w:lvl w:ilvl="5">
-      <w:start w:val="5"/>
-      <w:numFmt w:val="decimal"/>
-      <w:lvlText w:val="%6."/>
-      <w:lvlJc w:val="left"/>
-      <w:pPr>
-        <w:ind w:left="4320" w:hanging="480"/>
-      </w:pPr>
-    </w:lvl>
-    <w:lvl w:ilvl="6">
-      <w:start w:val="5"/>
-      <w:numFmt w:val="decimal"/>
-      <w:lvlText w:val="%7."/>
-      <w:lvlJc w:val="left"/>
-      <w:pPr>
-        <w:ind w:left="5040" w:hanging="480"/>
-      </w:pPr>
-    </w:lvl>
-    <w:lvl w:ilvl="7">
-      <w:start w:val="5"/>
-      <w:numFmt w:val="decimal"/>
-      <w:lvlText w:val="%8."/>
-      <w:lvlJc w:val="left"/>
-      <w:pPr>
-        <w:ind w:left="5760" w:hanging="480"/>
-      </w:pPr>
-    </w:lvl>
-    <w:lvl w:ilvl="8">
-      <w:start w:val="5"/>
-      <w:numFmt w:val="decimal"/>
-      <w:lvlText w:val="%9."/>
-      <w:lvlJc w:val="left"/>
-      <w:pPr>
-        <w:ind w:left="6480" w:hanging="480"/>
-      </w:pPr>
-    </w:lvl>
-  </w:abstractNum>
-  <w:abstractNum w:abstractNumId="99417">
-    <w:nsid w:val="00A99417"/>
-    <w:multiLevelType w:val="multilevel"/>
-    <w:lvl w:ilvl="0">
-      <w:start w:val="7"/>
-      <w:numFmt w:val="decimal"/>
-      <w:lvlText w:val="%1."/>
-      <w:lvlJc w:val="left"/>
-      <w:pPr>
-        <w:ind w:left="720" w:hanging="480"/>
-      </w:pPr>
-    </w:lvl>
-    <w:lvl w:ilvl="1">
-      <w:start w:val="7"/>
-      <w:numFmt w:val="decimal"/>
-      <w:lvlText w:val="%2."/>
-      <w:lvlJc w:val="left"/>
-      <w:pPr>
-        <w:ind w:left="1440" w:hanging="480"/>
-      </w:pPr>
-    </w:lvl>
-    <w:lvl w:ilvl="2">
-      <w:start w:val="7"/>
-      <w:numFmt w:val="decimal"/>
-      <w:lvlText w:val="%3."/>
-      <w:lvlJc w:val="left"/>
-      <w:pPr>
-        <w:ind w:left="2160" w:hanging="480"/>
-      </w:pPr>
-    </w:lvl>
-    <w:lvl w:ilvl="3">
-      <w:start w:val="7"/>
-      <w:numFmt w:val="decimal"/>
-      <w:lvlText w:val="%4."/>
-      <w:lvlJc w:val="left"/>
-      <w:pPr>
-        <w:ind w:left="2880" w:hanging="480"/>
-      </w:pPr>
-    </w:lvl>
-    <w:lvl w:ilvl="4">
-      <w:start w:val="7"/>
-      <w:numFmt w:val="decimal"/>
-      <w:lvlText w:val="%5."/>
-      <w:lvlJc w:val="left"/>
-      <w:pPr>
-        <w:ind w:left="3600" w:hanging="480"/>
-      </w:pPr>
-    </w:lvl>
-    <w:lvl w:ilvl="5">
-      <w:start w:val="7"/>
-      <w:numFmt w:val="decimal"/>
-      <w:lvlText w:val="%6."/>
-      <w:lvlJc w:val="left"/>
-      <w:pPr>
-        <w:ind w:left="4320" w:hanging="480"/>
-      </w:pPr>
-    </w:lvl>
-    <w:lvl w:ilvl="6">
-      <w:start w:val="7"/>
-      <w:numFmt w:val="decimal"/>
-      <w:lvlText w:val="%7."/>
-      <w:lvlJc w:val="left"/>
-      <w:pPr>
-        <w:ind w:left="5040" w:hanging="480"/>
-      </w:pPr>
-    </w:lvl>
-    <w:lvl w:ilvl="7">
-      <w:start w:val="7"/>
-      <w:numFmt w:val="decimal"/>
-      <w:lvlText w:val="%8."/>
-      <w:lvlJc w:val="left"/>
-      <w:pPr>
-        <w:ind w:left="5760" w:hanging="480"/>
-      </w:pPr>
-    </w:lvl>
-    <w:lvl w:ilvl="8">
-      <w:start w:val="7"/>
       <w:numFmt w:val="decimal"/>
       <w:lvlText w:val="%9."/>
       <w:lvlJc w:val="left"/>
@@ -1552,6 +1239,39 @@
     </w:lvlOverride>
   </w:num>
   <w:num w:numId="1002">
+    <w:abstractNumId w:val="991"/>
+  </w:num>
+  <w:num w:numId="1003">
+    <w:abstractNumId w:val="99411"/>
+    <w:lvlOverride w:ilvl="0">
+      <w:startOverride w:val="1"/>
+    </w:lvlOverride>
+    <w:lvlOverride w:ilvl="1">
+      <w:startOverride w:val="1"/>
+    </w:lvlOverride>
+    <w:lvlOverride w:ilvl="2">
+      <w:startOverride w:val="1"/>
+    </w:lvlOverride>
+    <w:lvlOverride w:ilvl="3">
+      <w:startOverride w:val="1"/>
+    </w:lvlOverride>
+    <w:lvlOverride w:ilvl="4">
+      <w:startOverride w:val="1"/>
+    </w:lvlOverride>
+    <w:lvlOverride w:ilvl="5">
+      <w:startOverride w:val="1"/>
+    </w:lvlOverride>
+    <w:lvlOverride w:ilvl="6">
+      <w:startOverride w:val="1"/>
+    </w:lvlOverride>
+    <w:lvlOverride w:ilvl="7">
+      <w:startOverride w:val="1"/>
+    </w:lvlOverride>
+    <w:lvlOverride w:ilvl="8">
+      <w:startOverride w:val="1"/>
+    </w:lvlOverride>
+  </w:num>
+  <w:num w:numId="1004">
     <w:abstractNumId w:val="99412"/>
     <w:lvlOverride w:ilvl="0">
       <w:startOverride w:val="2"/>
@@ -1581,7 +1301,7 @@
       <w:startOverride w:val="2"/>
     </w:lvlOverride>
   </w:num>
-  <w:num w:numId="1003">
+  <w:num w:numId="1005">
     <w:abstractNumId w:val="99413"/>
     <w:lvlOverride w:ilvl="0">
       <w:startOverride w:val="3"/>
@@ -1611,10 +1331,10 @@
       <w:startOverride w:val="3"/>
     </w:lvlOverride>
   </w:num>
-  <w:num w:numId="1004">
+  <w:num w:numId="1006">
     <w:abstractNumId w:val="991"/>
   </w:num>
-  <w:num w:numId="1005">
+  <w:num w:numId="1007">
     <w:abstractNumId w:val="99414"/>
     <w:lvlOverride w:ilvl="0">
       <w:startOverride w:val="4"/>
@@ -1642,66 +1362,6 @@
     </w:lvlOverride>
     <w:lvlOverride w:ilvl="8">
       <w:startOverride w:val="4"/>
-    </w:lvlOverride>
-  </w:num>
-  <w:num w:numId="1006">
-    <w:abstractNumId w:val="99415"/>
-    <w:lvlOverride w:ilvl="0">
-      <w:startOverride w:val="5"/>
-    </w:lvlOverride>
-    <w:lvlOverride w:ilvl="1">
-      <w:startOverride w:val="5"/>
-    </w:lvlOverride>
-    <w:lvlOverride w:ilvl="2">
-      <w:startOverride w:val="5"/>
-    </w:lvlOverride>
-    <w:lvlOverride w:ilvl="3">
-      <w:startOverride w:val="5"/>
-    </w:lvlOverride>
-    <w:lvlOverride w:ilvl="4">
-      <w:startOverride w:val="5"/>
-    </w:lvlOverride>
-    <w:lvlOverride w:ilvl="5">
-      <w:startOverride w:val="5"/>
-    </w:lvlOverride>
-    <w:lvlOverride w:ilvl="6">
-      <w:startOverride w:val="5"/>
-    </w:lvlOverride>
-    <w:lvlOverride w:ilvl="7">
-      <w:startOverride w:val="5"/>
-    </w:lvlOverride>
-    <w:lvlOverride w:ilvl="8">
-      <w:startOverride w:val="5"/>
-    </w:lvlOverride>
-  </w:num>
-  <w:num w:numId="1007">
-    <w:abstractNumId w:val="99417"/>
-    <w:lvlOverride w:ilvl="0">
-      <w:startOverride w:val="7"/>
-    </w:lvlOverride>
-    <w:lvlOverride w:ilvl="1">
-      <w:startOverride w:val="7"/>
-    </w:lvlOverride>
-    <w:lvlOverride w:ilvl="2">
-      <w:startOverride w:val="7"/>
-    </w:lvlOverride>
-    <w:lvlOverride w:ilvl="3">
-      <w:startOverride w:val="7"/>
-    </w:lvlOverride>
-    <w:lvlOverride w:ilvl="4">
-      <w:startOverride w:val="7"/>
-    </w:lvlOverride>
-    <w:lvlOverride w:ilvl="5">
-      <w:startOverride w:val="7"/>
-    </w:lvlOverride>
-    <w:lvlOverride w:ilvl="6">
-      <w:startOverride w:val="7"/>
-    </w:lvlOverride>
-    <w:lvlOverride w:ilvl="7">
-      <w:startOverride w:val="7"/>
-    </w:lvlOverride>
-    <w:lvlOverride w:ilvl="8">
-      <w:startOverride w:val="7"/>
     </w:lvlOverride>
   </w:num>
 </w:numbering>
